--- a/rag-maintenance/docs/検索設計書.docx
+++ b/rag-maintenance/docs/検索設計書.docx
@@ -183,37 +183,6 @@
         <w:br w:type="page"/>
       </w:r>
     </w:p>
-    <w:p>
-      <w:pPr>
-        <w:pStyle w:val="FirstParagraph"/>
-      </w:pPr>
-      <w:r>
-        <w:rPr>
-          <w:rFonts w:hint="eastAsia"/>
-          <w:b/>
-          <w:bCs/>
-        </w:rPr>
-        <w:t xml:space="preserve">目的</w:t>
-      </w:r>
-      <w:r>
-        <w:t xml:space="preserve">: </w:t>
-      </w:r>
-      <w:r>
-        <w:rPr>
-          <w:rFonts w:hint="eastAsia"/>
-        </w:rPr>
-        <w:t xml:space="preserve">クラウド版（Azure</w:t>
-      </w:r>
-      <w:r>
-        <w:t xml:space="preserve"> AI </w:t>
-      </w:r>
-      <w:r>
-        <w:rPr>
-          <w:rFonts w:hint="eastAsia"/>
-        </w:rPr>
-        <w:t xml:space="preserve">Search）の検索設計を1文書で網羅し、設計意図・パラメータ・チューニング経緯を記録する</w:t>
-      </w:r>
-    </w:p>
     <w:bookmarkStart w:id="9" w:name="section"/>
     <w:p>
       <w:pPr>
@@ -1214,7 +1183,7 @@
           <w:b/>
           <w:bCs/>
         </w:rPr>
-        <w:t xml:space="preserve">検索フロー（1リクエストあたり）:</w:t>
+        <w:t xml:space="preserve">検索フロー（1リクエストあたり）</w:t>
       </w:r>
     </w:p>
     <w:p>
@@ -2232,7 +2201,7 @@
           <w:b/>
           <w:bCs/>
         </w:rPr>
-        <w:t xml:space="preserve">シナリオ:</w:t>
+        <w:t xml:space="preserve">シナリオ</w:t>
       </w:r>
     </w:p>
     <w:p>
@@ -2291,7 +2260,7 @@
           <w:b/>
           <w:bCs/>
         </w:rPr>
-        <w:t xml:space="preserve">FAQ:</w:t>
+        <w:t xml:space="preserve">FAQ</w:t>
       </w:r>
     </w:p>
     <w:p>
@@ -2310,7 +2279,7 @@
           <w:rFonts w:ascii="Consolas" w:hAnsi="Consolas" w:eastAsia="Meiryo UI" w:cs="Consolas"/>
           <w:rStyle w:val="VerbatimChar"/>
         </w:rPr>
-        <w:t xml:space="preserve"> {question} | </w:t>
+        <w:t xml:space="preserve"> {title} | </w:t>
       </w:r>
       <w:r>
         <w:rPr>
@@ -2324,7 +2293,7 @@
           <w:rFonts w:ascii="Consolas" w:hAnsi="Consolas" w:eastAsia="Meiryo UI" w:cs="Consolas"/>
           <w:rStyle w:val="VerbatimChar"/>
         </w:rPr>
-        <w:t xml:space="preserve"> {answer}"</w:t>
+        <w:t xml:space="preserve"> {content}"</w:t>
       </w:r>
     </w:p>
     <w:p>
@@ -3938,7 +3907,7 @@
           <w:b/>
           <w:bCs/>
         </w:rPr>
-        <w:t xml:space="preserve">精度への影響:</w:t>
+        <w:t xml:space="preserve">精度への影響</w:t>
       </w:r>
       <w:r>
         <w:t xml:space="preserve"> </w:t>
@@ -4773,7 +4742,7 @@
           <w:b/>
           <w:bCs/>
         </w:rPr>
-        <w:t xml:space="preserve">計算例:</w:t>
+        <w:t xml:space="preserve">計算例</w:t>
       </w:r>
     </w:p>
     <w:p>
@@ -5495,7 +5464,7 @@
           <w:b/>
           <w:bCs/>
         </w:rPr>
-        <w:t xml:space="preserve">preFilter（現在使用中）:</w:t>
+        <w:t xml:space="preserve">preFilter（現在使用中）</w:t>
       </w:r>
     </w:p>
     <w:p>
@@ -5744,7 +5713,7 @@
           <w:b/>
           <w:bCs/>
         </w:rPr>
-        <w:t xml:space="preserve">postFilter:</w:t>
+        <w:t xml:space="preserve">postFilter</w:t>
       </w:r>
     </w:p>
     <w:p>

--- a/rag-maintenance/docs/検索設計書.docx
+++ b/rag-maintenance/docs/検索設計書.docx
@@ -775,7 +775,7 @@
           <wp:inline>
             <wp:extent cx="5334000" cy="2905782"/>
             <wp:effectExtent b="0" l="0" r="0" t="0"/>
-            <wp:docPr descr="検索アーキテクチャ全体像" title="" id="13" name="Picture"/>
+            <wp:docPr descr="図：検索アーキテクチャ全体像" title="" id="13" name="Picture"/>
             <a:graphic>
               <a:graphicData uri="http://schemas.openxmlformats.org/drawingml/2006/picture">
                 <pic:pic>
@@ -816,366 +816,18 @@
     <w:p>
       <w:pPr>
         <w:pStyle w:val="ImageCaption"/>
+        <w:jc w:val="center"/>
       </w:pPr>
       <w:r>
         <w:rPr>
           <w:rFonts w:hint="eastAsia"/>
         </w:rPr>
-        <w:t xml:space="preserve">検索アーキテクチャ全体像</w:t>
+        <w:t xml:space="preserve">図：検索アーキテクチャ全体像</w:t>
       </w:r>
     </w:p>
     <w:p>
       <w:pPr>
         <w:pStyle w:val="BodyText"/>
-      </w:pPr>
-      <w:r>
-        <w:rPr>
-          <w:rFonts w:hint="eastAsia"/>
-        </w:rPr>
-        <w:t xml:space="preserve">テキスト版（参考）</w:t>
-      </w:r>
-    </w:p>
-    <w:p>
-      <w:pPr>
-        <w:pStyle w:val="SourceCode"/>
-      </w:pPr>
-      <w:r>
-        <w:rPr>
-          <w:rFonts w:ascii="Consolas" w:hAnsi="Consolas" w:eastAsia="Meiryo UI" w:cs="Consolas"/>
-          <w:rStyle w:val="VerbatimChar"/>
-        </w:rPr>
-        <w:t xml:space="preserve">Cosmos DB                        AI Search                              Bot</w:t>
-      </w:r>
-      <w:r>
-        <w:br/>
-      </w:r>
-      <w:r>
-        <w:rPr>
-          <w:rFonts w:ascii="Consolas" w:hAnsi="Consolas" w:eastAsia="Meiryo UI" w:cs="Consolas"/>
-          <w:rStyle w:val="VerbatimChar"/>
-        </w:rPr>
-        <w:t xml:space="preserve">─────────────                    ─────────                              ───</w:t>
-      </w:r>
-      <w:r>
-        <w:br/>
-      </w:r>
-      <w:r>
-        <w:br/>
-      </w:r>
-      <w:r>
-        <w:rPr>
-          <w:rFonts w:ascii="Consolas" w:hAnsi="Consolas" w:eastAsia="Meiryo UI" w:cs="Consolas"/>
-          <w:rStyle w:val="VerbatimChar"/>
-        </w:rPr>
-        <w:t xml:space="preserve">scenarios コンテナ               cosmos-scenarios-ds (DataSource)</w:t>
-      </w:r>
-      <w:r>
-        <w:br/>
-      </w:r>
-      <w:r>
-        <w:rPr>
-          <w:rFonts w:ascii="Consolas" w:hAnsi="Consolas" w:eastAsia="Meiryo UI" w:cs="Consolas"/>
-          <w:rStyle w:val="VerbatimChar"/>
-        </w:rPr>
-        <w:t xml:space="preserve"> ├── smile </w:t>
-      </w:r>
-      <w:r>
-        <w:rPr>
-          <w:rStyle w:val="VerbatimChar"/>
-          <w:rFonts w:ascii="Consolas" w:hAnsi="Consolas" w:eastAsia="Meiryo UI" w:cs="Consolas"/>
-        </w:rPr>
-        <w:t xml:space="preserve">(555件)</w:t>
-      </w:r>
-      <w:r>
-        <w:rPr>
-          <w:rFonts w:ascii="Consolas" w:hAnsi="Consolas" w:eastAsia="Meiryo UI" w:cs="Consolas"/>
-          <w:rStyle w:val="VerbatimChar"/>
-        </w:rPr>
-        <w:t xml:space="preserve">          ──→  maintenance-scenarios-indexer</w:t>
-      </w:r>
-      <w:r>
-        <w:br/>
-      </w:r>
-      <w:r>
-        <w:rPr>
-          <w:rFonts w:ascii="Consolas" w:hAnsi="Consolas" w:eastAsia="Meiryo UI" w:cs="Consolas"/>
-          <w:rStyle w:val="VerbatimChar"/>
-        </w:rPr>
-        <w:t xml:space="preserve"> ├── souzoku </w:t>
-      </w:r>
-      <w:r>
-        <w:rPr>
-          <w:rStyle w:val="VerbatimChar"/>
-          <w:rFonts w:ascii="Consolas" w:hAnsi="Consolas" w:eastAsia="Meiryo UI" w:cs="Consolas"/>
-        </w:rPr>
-        <w:t xml:space="preserve">(269件)</w:t>
-      </w:r>
-      <w:r>
-        <w:rPr>
-          <w:rFonts w:ascii="Consolas" w:hAnsi="Consolas" w:eastAsia="Meiryo UI" w:cs="Consolas"/>
-          <w:rStyle w:val="VerbatimChar"/>
-        </w:rPr>
-        <w:t xml:space="preserve">             ├── fieldMappings (13フィールド)</w:t>
-      </w:r>
-      <w:r>
-        <w:br/>
-      </w:r>
-      <w:r>
-        <w:rPr>
-          <w:rFonts w:ascii="Consolas" w:hAnsi="Consolas" w:eastAsia="Meiryo UI" w:cs="Consolas"/>
-          <w:rStyle w:val="VerbatimChar"/>
-        </w:rPr>
-        <w:t xml:space="preserve"> ├── naibujimu </w:t>
-      </w:r>
-      <w:r>
-        <w:rPr>
-          <w:rStyle w:val="VerbatimChar"/>
-          <w:rFonts w:ascii="Consolas" w:hAnsi="Consolas" w:eastAsia="Meiryo UI" w:cs="Consolas"/>
-        </w:rPr>
-        <w:t xml:space="preserve">(1,384件)</w:t>
-      </w:r>
-      <w:r>
-        <w:rPr>
-          <w:rFonts w:ascii="Consolas" w:hAnsi="Consolas" w:eastAsia="Meiryo UI" w:cs="Consolas"/>
-          <w:rStyle w:val="VerbatimChar"/>
-        </w:rPr>
-        <w:t xml:space="preserve">         ├── outputFieldMappings (contentVector)</w:t>
-      </w:r>
-      <w:r>
-        <w:br/>
-      </w:r>
-      <w:r>
-        <w:rPr>
-          <w:rFonts w:ascii="Consolas" w:hAnsi="Consolas" w:eastAsia="Meiryo UI" w:cs="Consolas"/>
-          <w:rStyle w:val="VerbatimChar"/>
-        </w:rPr>
-        <w:t xml:space="preserve">└── torikaku </w:t>
-      </w:r>
-      <w:r>
-        <w:rPr>
-          <w:rStyle w:val="VerbatimChar"/>
-          <w:rFonts w:ascii="Consolas" w:hAnsi="Consolas" w:eastAsia="Meiryo UI" w:cs="Consolas"/>
-        </w:rPr>
-        <w:t xml:space="preserve">(105件)</w:t>
-      </w:r>
-      <w:r>
-        <w:rPr>
-          <w:rFonts w:ascii="Consolas" w:hAnsi="Consolas" w:eastAsia="Meiryo UI" w:cs="Consolas"/>
-          <w:rStyle w:val="VerbatimChar"/>
-        </w:rPr>
-        <w:t xml:space="preserve">            └── schedule: </w:t>
-      </w:r>
-      <w:r>
-        <w:rPr>
-          <w:rStyle w:val="VerbatimChar"/>
-          <w:rFonts w:ascii="Consolas" w:hAnsi="Consolas" w:eastAsia="Meiryo UI" w:cs="Consolas"/>
-        </w:rPr>
-        <w:t xml:space="preserve">10分ごと（PT10M）</w:t>
-      </w:r>
-      <w:r>
-        <w:br/>
-      </w:r>
-      <w:r>
-        <w:rPr>
-          <w:rFonts w:ascii="Consolas" w:hAnsi="Consolas" w:eastAsia="Meiryo UI" w:cs="Consolas"/>
-          <w:rStyle w:val="VerbatimChar"/>
-        </w:rPr>
-        <w:t xml:space="preserve">                                       │</w:t>
-      </w:r>
-      <w:r>
-        <w:br/>
-      </w:r>
-      <w:r>
-        <w:rPr>
-          <w:rFonts w:ascii="Consolas" w:hAnsi="Consolas" w:eastAsia="Meiryo UI" w:cs="Consolas"/>
-          <w:rStyle w:val="VerbatimChar"/>
-        </w:rPr>
-        <w:t xml:space="preserve">                       maintenance-skillset ──→ Azure OpenAI</w:t>
-      </w:r>
-      <w:r>
-        <w:br/>
-      </w:r>
-      <w:r>
-        <w:rPr>
-          <w:rFonts w:ascii="Consolas" w:hAnsi="Consolas" w:eastAsia="Meiryo UI" w:cs="Consolas"/>
-          <w:rStyle w:val="VerbatimChar"/>
-        </w:rPr>
-        <w:t xml:space="preserve">                       (combinedContent → </w:t>
-      </w:r>
-      <w:r>
-        <w:rPr>
-          <w:rStyle w:val="VerbatimChar"/>
-          <w:rFonts w:ascii="Consolas" w:hAnsi="Consolas" w:eastAsia="Meiryo UI" w:cs="Consolas"/>
-        </w:rPr>
-        <w:t xml:space="preserve">3,072次元ベクトル)</w:t>
-      </w:r>
-      <w:r>
-        <w:br/>
-      </w:r>
-      <w:r>
-        <w:rPr>
-          <w:rFonts w:ascii="Consolas" w:hAnsi="Consolas" w:eastAsia="Meiryo UI" w:cs="Consolas"/>
-          <w:rStyle w:val="VerbatimChar"/>
-        </w:rPr>
-        <w:t xml:space="preserve">                                       │</w:t>
-      </w:r>
-      <w:r>
-        <w:br/>
-      </w:r>
-      <w:r>
-        <w:rPr>
-          <w:rFonts w:ascii="Consolas" w:hAnsi="Consolas" w:eastAsia="Meiryo UI" w:cs="Consolas"/>
-          <w:rStyle w:val="VerbatimChar"/>
-        </w:rPr>
-        <w:t xml:space="preserve">                                       ▼</w:t>
-      </w:r>
-      <w:r>
-        <w:br/>
-      </w:r>
-      <w:r>
-        <w:rPr>
-          <w:rFonts w:ascii="Consolas" w:hAnsi="Consolas" w:eastAsia="Meiryo UI" w:cs="Consolas"/>
-          <w:rStyle w:val="VerbatimChar"/>
-        </w:rPr>
-        <w:t xml:space="preserve">                             maintenance-search-index          searchSingle()</w:t>
-      </w:r>
-      <w:r>
-        <w:br/>
-      </w:r>
-      <w:r>
-        <w:rPr>
-          <w:rFonts w:ascii="Consolas" w:hAnsi="Consolas" w:eastAsia="Meiryo UI" w:cs="Consolas"/>
-          <w:rStyle w:val="VerbatimChar"/>
-        </w:rPr>
-        <w:t xml:space="preserve">                             </w:t>
-      </w:r>
-      <w:r>
-        <w:rPr>
-          <w:rStyle w:val="VerbatimChar"/>
-          <w:rFonts w:ascii="Consolas" w:hAnsi="Consolas" w:eastAsia="Meiryo UI" w:cs="Consolas"/>
-        </w:rPr>
-        <w:t xml:space="preserve">(15フィールド、21,047件)</w:t>
-      </w:r>
-      <w:r>
-        <w:rPr>
-          <w:rFonts w:ascii="Consolas" w:hAnsi="Consolas" w:eastAsia="Meiryo UI" w:cs="Consolas"/>
-          <w:rStyle w:val="VerbatimChar"/>
-        </w:rPr>
-        <w:t xml:space="preserve">    ←──  agent.ts</w:t>
-      </w:r>
-      <w:r>
-        <w:br/>
-      </w:r>
-      <w:r>
-        <w:rPr>
-          <w:rFonts w:ascii="Consolas" w:hAnsi="Consolas" w:eastAsia="Meiryo UI" w:cs="Consolas"/>
-          <w:rStyle w:val="VerbatimChar"/>
-        </w:rPr>
-        <w:t xml:space="preserve">                                       ▲</w:t>
-      </w:r>
-      <w:r>
-        <w:br/>
-      </w:r>
-      <w:r>
-        <w:rPr>
-          <w:rFonts w:ascii="Consolas" w:hAnsi="Consolas" w:eastAsia="Meiryo UI" w:cs="Consolas"/>
-          <w:rStyle w:val="VerbatimChar"/>
-        </w:rPr>
-        <w:t xml:space="preserve">                                       │</w:t>
-      </w:r>
-      <w:r>
-        <w:br/>
-      </w:r>
-      <w:r>
-        <w:rPr>
-          <w:rFonts w:ascii="Consolas" w:hAnsi="Consolas" w:eastAsia="Meiryo UI" w:cs="Consolas"/>
-          <w:rStyle w:val="VerbatimChar"/>
-        </w:rPr>
-        <w:t xml:space="preserve">faqs コンテナ                cosmos-faqs-ds (DataSource)</w:t>
-      </w:r>
-      <w:r>
-        <w:br/>
-      </w:r>
-      <w:r>
-        <w:rPr>
-          <w:rFonts w:ascii="Consolas" w:hAnsi="Consolas" w:eastAsia="Meiryo UI" w:cs="Consolas"/>
-          <w:rStyle w:val="VerbatimChar"/>
-        </w:rPr>
-        <w:t xml:space="preserve"> ├── smile </w:t>
-      </w:r>
-      <w:r>
-        <w:rPr>
-          <w:rStyle w:val="VerbatimChar"/>
-          <w:rFonts w:ascii="Consolas" w:hAnsi="Consolas" w:eastAsia="Meiryo UI" w:cs="Consolas"/>
-        </w:rPr>
-        <w:t xml:space="preserve">(8,679件)</w:t>
-      </w:r>
-      <w:r>
-        <w:rPr>
-          <w:rFonts w:ascii="Consolas" w:hAnsi="Consolas" w:eastAsia="Meiryo UI" w:cs="Consolas"/>
-          <w:rStyle w:val="VerbatimChar"/>
-        </w:rPr>
-        <w:t xml:space="preserve">         ──→  maintenance-faqs-indexer</w:t>
-      </w:r>
-      <w:r>
-        <w:br/>
-      </w:r>
-      <w:r>
-        <w:rPr>
-          <w:rFonts w:ascii="Consolas" w:hAnsi="Consolas" w:eastAsia="Meiryo UI" w:cs="Consolas"/>
-          <w:rStyle w:val="VerbatimChar"/>
-        </w:rPr>
-        <w:t xml:space="preserve"> ├── sousoku </w:t>
-      </w:r>
-      <w:r>
-        <w:rPr>
-          <w:rStyle w:val="VerbatimChar"/>
-          <w:rFonts w:ascii="Consolas" w:hAnsi="Consolas" w:eastAsia="Meiryo UI" w:cs="Consolas"/>
-        </w:rPr>
-        <w:t xml:space="preserve">(4,000件)</w:t>
-      </w:r>
-      <w:r>
-        <w:rPr>
-          <w:rFonts w:ascii="Consolas" w:hAnsi="Consolas" w:eastAsia="Meiryo UI" w:cs="Consolas"/>
-          <w:rStyle w:val="VerbatimChar"/>
-        </w:rPr>
-        <w:t xml:space="preserve">            ├── fieldMappings (11フィールド)</w:t>
-      </w:r>
-      <w:r>
-        <w:br/>
-      </w:r>
-      <w:r>
-        <w:rPr>
-          <w:rFonts w:ascii="Consolas" w:hAnsi="Consolas" w:eastAsia="Meiryo UI" w:cs="Consolas"/>
-          <w:rStyle w:val="VerbatimChar"/>
-        </w:rPr>
-        <w:t xml:space="preserve">└── yokin </w:t>
-      </w:r>
-      <w:r>
-        <w:rPr>
-          <w:rStyle w:val="VerbatimChar"/>
-          <w:rFonts w:ascii="Consolas" w:hAnsi="Consolas" w:eastAsia="Meiryo UI" w:cs="Consolas"/>
-        </w:rPr>
-        <w:t xml:space="preserve">(6,055件)</w:t>
-      </w:r>
-      <w:r>
-        <w:rPr>
-          <w:rFonts w:ascii="Consolas" w:hAnsi="Consolas" w:eastAsia="Meiryo UI" w:cs="Consolas"/>
-          <w:rStyle w:val="VerbatimChar"/>
-        </w:rPr>
-        <w:t xml:space="preserve">              └── schedule: </w:t>
-      </w:r>
-      <w:r>
-        <w:rPr>
-          <w:rStyle w:val="VerbatimChar"/>
-          <w:rFonts w:ascii="Consolas" w:hAnsi="Consolas" w:eastAsia="Meiryo UI" w:cs="Consolas"/>
-        </w:rPr>
-        <w:t xml:space="preserve">10分ごと（PT10M）</w:t>
-      </w:r>
-    </w:p>
-    <w:p>
-      <w:pPr>
-        <w:pStyle w:val="FirstParagraph"/>
       </w:pPr>
       <w:r>
         <w:rPr>
